--- a/samples/gestion-temps/output/acquimetre-evaluations-8-11-exemple-gestion-temps/dossier-preuves-indicateurs-8-11.docx
+++ b/samples/gestion-temps/output/acquimetre-evaluations-8-11-exemple-gestion-temps/dossier-preuves-indicateurs-8-11.docx
@@ -20,7 +20,7 @@
           <w:i/>
           <w:iCs/>
         </w:rPr>
-        <w:t xml:space="preserve">Commande exemple-gestion-temps – Organisme de formation (exemple) – 1 formation(s), 35 questions – produit par Acquimètre (READ FRANCE SAS) le 13/10/2026.</w:t>
+        <w:t xml:space="preserve">Commande exemple-gestion-temps – Organisme de formation (exemple) – 1 formation(s), 35 questions – produit par Acquimètre (READ FRANCE SAS) le 16/10/2026.</w:t>
       </w:r>
     </w:p>
     <w:p>

--- a/samples/gestion-temps/output/acquimetre-evaluations-8-11-exemple-gestion-temps/dossier-preuves-indicateurs-8-11.docx
+++ b/samples/gestion-temps/output/acquimetre-evaluations-8-11-exemple-gestion-temps/dossier-preuves-indicateurs-8-11.docx
@@ -20,7 +20,7 @@
           <w:i/>
           <w:iCs/>
         </w:rPr>
-        <w:t xml:space="preserve">Commande exemple-gestion-temps – Organisme de formation (exemple) – 1 formation(s), 35 questions – produit par Acquimètre (READ FRANCE SAS) le 16/10/2026.</w:t>
+        <w:t xml:space="preserve">Commande exemple-gestion-temps – Organisme de formation (exemple) – 1 formation(s), 35 questions – produit par Acquimètre (READ FRANCE SAS) le 18/10/2026.</w:t>
       </w:r>
     </w:p>
     <w:p>
@@ -1168,7 +1168,7 @@
         <w:spacing w:after="120"/>
       </w:pPr>
       <w:r>
-        <w:t xml:space="preserve">Dans l’index par indicateur de votre dossier qualité (document D05 du Kit Qualiopi si vous l’utilisez) : indicateur 8 pour les tests de positionnement et la règle de décision, indicateur 11 pour les évaluations de fin de formation et à J+30, et pour chaque stagiaire la fiche de résultats remplie.</w:t>
+        <w:t xml:space="preserve">Dans l’index par indicateur de votre dossier qualité : indicateur 8 pour les tests de positionnement et la règle de décision, indicateur 11 pour les évaluations de fin de formation et à J+30, et pour chaque stagiaire la fiche de résultats remplie.</w:t>
       </w:r>
     </w:p>
     <w:sectPr>
